--- a/ove/public/docs/ove75-bim-plan-draft.docx
+++ b/ove/public/docs/ove75-bim-plan-draft.docx
@@ -77,7 +77,7 @@
           <w:color w:val="666666"/>
           <w:sz w:val="18"/>
         </w:rPr>
-        <w:t xml:space="preserve">Сформировано 27.08.2026 (данные от 2026-08-27). Черновик «Плана реализации ЦИМ» (аналог BIM Execution Plan / ПИМ) стадии Базового инжиниринга ОВЭ-75. Собран только из найденных требований: ТЗ на ЦИМ ред.2 (Приложение №4 к ТЗ на БИ v4.1 от 25.08.2026), новое Прил.1 «Требования к составу ЦИМ, LOD G и LOI» (стадия БИ), реестр deliverables (D-31, M-01…M-33 со статусами по ред.2), реестр расхождений (C-74…C-82, C-101), план-график БИ (дорожка «ЦИМ»). Рабочий материал КВАНТ для согласования с Заказчиком, не выпуск.</w:t>
+        <w:t xml:space="preserve">Сформировано 28.08.2026 (данные от 2026-08-27). Черновик «Плана реализации ЦИМ» (аналог BIM Execution Plan / ПИМ) стадии Базового инжиниринга ОВЭ-75. Собран только из найденных требований: ТЗ на ЦИМ ред.2 (Приложение №4 к ТЗ на БИ v4.1 от 25.08.2026), новое Прил.1 «Требования к составу ЦИМ, LOD G и LOI» (стадия БИ), реестр deliverables (D-31, M-01…M-33 со статусами по ред.2), реестр расхождений (C-74…C-82, C-101), план-график БИ (дорожка «ЦИМ»). Рабочий материал КВАНТ для согласования с Заказчиком, не выпуск.</w:t>
       </w:r>
     </w:p>
     <w:p>

--- a/ove/public/docs/ove75-bim-plan-draft.docx
+++ b/ove/public/docs/ove75-bim-plan-draft.docx
@@ -77,7 +77,7 @@
           <w:color w:val="666666"/>
           <w:sz w:val="18"/>
         </w:rPr>
-        <w:t xml:space="preserve">Сформировано 28.08.2026 (данные от 2026-08-27). Черновик «Плана реализации ЦИМ» (аналог BIM Execution Plan / ПИМ) стадии Базового инжиниринга ОВЭ-75. Собран только из найденных требований: ТЗ на ЦИМ ред.2 (Приложение №4 к ТЗ на БИ v4.1 от 25.08.2026), новое Прил.1 «Требования к составу ЦИМ, LOD G и LOI» (стадия БИ), реестр deliverables (D-31, M-01…M-33 со статусами по ред.2), реестр расхождений (C-74…C-82, C-101), план-график БИ (дорожка «ЦИМ»). Рабочий материал КВАНТ для согласования с Заказчиком, не выпуск.</w:t>
+        <w:t xml:space="preserve">Сформировано 01.09.2026 (данные от 2026-08-27). Черновик «Плана реализации ЦИМ» (аналог BIM Execution Plan / ПИМ) стадии Базового инжиниринга ОВЭ-75. Собран только из найденных требований: ТЗ на ЦИМ ред.2 (Приложение №4 к ТЗ на БИ v4.1 от 25.08.2026), новое Прил.1 «Требования к составу ЦИМ, LOD G и LOI» (стадия БИ), реестр deliverables (D-31, M-01…M-33 со статусами по ред.2), реестр расхождений (C-74…C-82, C-101), план-график БИ (дорожка «ЦИМ»). Рабочий материал КВАНТ для согласования с Заказчиком, не выпуск.</w:t>
       </w:r>
     </w:p>
     <w:p>

--- a/ove/public/docs/ove75-bim-plan-draft.docx
+++ b/ove/public/docs/ove75-bim-plan-draft.docx
@@ -77,7 +77,16 @@
           <w:color w:val="666666"/>
           <w:sz w:val="18"/>
         </w:rPr>
-        <w:t xml:space="preserve">Сформировано 01.09.2026 (данные от 2026-08-27). Черновик «Плана реализации ЦИМ» (аналог BIM Execution Plan / ПИМ) стадии Базового инжиниринга ОВЭ-75. Собран только из найденных требований: ТЗ на ЦИМ ред.2 (Приложение №4 к ТЗ на БИ v4.1 от 25.08.2026), новое Прил.1 «Требования к составу ЦИМ, LOD G и LOI» (стадия БИ), реестр deliverables (D-31, M-01…M-33 со статусами по ред.2), реестр расхождений (C-74…C-82, C-101), план-график БИ (дорожка «ЦИМ»). Рабочий материал КВАНТ для согласования с Заказчиком, не выпуск.</w:t>
+        <w:t xml:space="preserve">Черновик «Плана реализации ЦИМ» (аналог BIM Execution Plan / ПИМ) стадии Базового инжиниринга ОВЭ-75. Собран только из найденных требований: ТЗ на ЦИМ ред.2 (Приложение №4 к ТЗ на БИ v4.1 от 25.08.2026), новое Прил.1 «Требования к составу ЦИМ, LOD G и LOI» (стадия БИ), реестр deliverables (D-31, M-01…M-33 со статусами по ред.2), реестр расхождений (C-74…C-82, C-101), план-график БИ (дорожка «ЦИМ»). Рабочий материал КВАНТ для согласования с Заказчиком, не выпуск.</w:t>
+      </w:r>
+    </w:p>
+    <w:p>
+      <w:r>
+        <w:rPr>
+          <w:color w:val="666666"/>
+          <w:sz w:val="18"/>
+        </w:rPr>
+        <w:t xml:space="preserve">Сформировано 02.09.2026 (данные от 2026-08-27).</w:t>
       </w:r>
     </w:p>
     <w:p>
@@ -1009,7 +1018,7 @@
           <w:color w:val="666666"/>
           <w:sz w:val="19"/>
         </w:rPr>
-        <w:t xml:space="preserve">Требования ЦИМ распространяются на все четыре лота (deliverables D-31, M-xx: лоты 1–4); соответствие лотов объектам — по lots.json. Деление на файлы моделей — по объектам и маркам согласно правилам наименования ред.2 (блоки: шифр_стадия_объект_марка_содержание_разработчик_ПО; марки: АК=AK, СС=SS, ТХ=TX, ЭС=ES). Шифр проекта и перечень объектов проектирования согласовываются с Заказчиком; обозначения, отсутствующие в таблицах (например, для ЭОМ), допускается вводить дополнительно по согласованию.</w:t>
+        <w:t xml:space="preserve">Требования ЦИМ распространяются на все четыре лота (deliverables D-31, M-xx: лоты 1–4); соответствие лотов объектам — по реестр лотов и объектов комплекса. Деление на файлы моделей — по объектам и маркам согласно правилам наименования ред.2 (блоки: шифр_стадия_объект_марка_содержание_разработчик_ПО; марки: АК=AK, СС=SS, ТХ=TX, ЭС=ES). Шифр проекта и перечень объектов проектирования согласовываются с Заказчиком; обозначения, отсутствующие в таблицах (например, для ЭОМ), допускается вводить дополнительно по согласованию.</w:t>
       </w:r>
     </w:p>
     <w:p>
@@ -1786,7 +1795,7 @@
           <w:color w:val="666666"/>
           <w:sz w:val="18"/>
         </w:rPr>
-        <w:t xml:space="preserve">ove/data/gantt.json — план-график БИ КВАНТ (t0 = 08.09.2026), дорожка «ЦИМ»</w:t>
+        <w:t xml:space="preserve">план-график Базового инжиниринга — план-график БИ КВАНТ (t0 = 08.09.2026), дорожка «ЦИМ»</w:t>
       </w:r>
     </w:p>
     <w:p>
@@ -2330,231 +2339,103 @@
         <w:pStyle w:val="Heading1"/>
       </w:pPr>
       <w:r>
-        <w:t xml:space="preserve">6. Открытые вопросы к согласованию</w:t>
-      </w:r>
-    </w:p>
-    <w:p>
-      <w:r>
-        <w:rPr>
-          <w:b/>
-          <w:sz w:val="20"/>
-        </w:rPr>
-        <w:t xml:space="preserve">В-01. </w:t>
-      </w:r>
-      <w:r>
-        <w:rPr>
-          <w:sz w:val="20"/>
-        </w:rPr>
-        <w:t xml:space="preserve">Код стадии для файлов БИ: таблица стадий ред.2 содержит единственный код CONCP — «Проектная ЦИМ (Эскизный проект)», пример имени файла использует «PD», а этап работ объявлен как «базовый инжиниринг». Согласовать код стадии для БИ и, при необходимости, дополнительные обозначения марок (в таблице только АК/СС/ТХ/ЭС — например, для ЭОМ).</w:t>
-      </w:r>
-    </w:p>
-    <w:p>
-      <w:r>
-        <w:rPr>
-          <w:b/>
-          <w:color w:val="666666"/>
-          <w:sz w:val="18"/>
-        </w:rPr>
-        <w:t xml:space="preserve">Источник: </w:t>
-      </w:r>
-      <w:r>
-        <w:rPr>
-          <w:color w:val="666666"/>
-          <w:sz w:val="18"/>
-        </w:rPr>
-        <w:t xml:space="preserve">ТЗ на ЦИМ ред.2, «Требования к файлам ЦИМ»; реестр C-79</w:t>
-      </w:r>
-    </w:p>
-    <w:p>
-      <w:r>
-        <w:rPr>
-          <w:b/>
-          <w:sz w:val="20"/>
-        </w:rPr>
-        <w:t xml:space="preserve">В-02. </w:t>
-      </w:r>
-      <w:r>
-        <w:rPr>
-          <w:sz w:val="20"/>
-        </w:rPr>
-        <w:t xml:space="preserve">Таблица обозначений ПО в правилах наименования по-прежнему кодирует иностранные САПР (Bentley, Autodesk, Archicad, Tekla, AVEVA и др.) и черновые версии IFC (4.3 RC1/RC2, «IFC перспективной версии 5»), тогда как рекомендуемый перечень — российский стек, а допустимые версии IFC — 2.3.0.0 / 4.0.2.1 / 4.3+. Согласовать фактические коды для используемого ПО.</w:t>
-      </w:r>
-    </w:p>
-    <w:p>
-      <w:r>
-        <w:rPr>
-          <w:b/>
-          <w:color w:val="666666"/>
-          <w:sz w:val="18"/>
-        </w:rPr>
-        <w:t xml:space="preserve">Источник: </w:t>
-      </w:r>
-      <w:r>
-        <w:rPr>
-          <w:color w:val="666666"/>
-          <w:sz w:val="18"/>
-        </w:rPr>
-        <w:t xml:space="preserve">ТЗ на ЦИМ ред.2, таблица обозначений ПО; реестр C-77, C-78</w:t>
-      </w:r>
-    </w:p>
-    <w:p>
-      <w:r>
-        <w:rPr>
-          <w:b/>
-          <w:sz w:val="20"/>
-        </w:rPr>
-        <w:t xml:space="preserve">В-03. </w:t>
-      </w:r>
-      <w:r>
-        <w:rPr>
-          <w:sz w:val="20"/>
-        </w:rPr>
-        <w:t xml:space="preserve">В разделе контроля качества текст требует выполнить проверки, «перечисленные в таблице 4», а перечень озаглавлен «Таблица 3» — просить исправить ссылку при следующей редакции ТЗ.</w:t>
-      </w:r>
-    </w:p>
-    <w:p>
-      <w:r>
-        <w:rPr>
-          <w:b/>
-          <w:color w:val="666666"/>
-          <w:sz w:val="18"/>
-        </w:rPr>
-        <w:t xml:space="preserve">Источник: </w:t>
-      </w:r>
-      <w:r>
-        <w:rPr>
-          <w:color w:val="666666"/>
-          <w:sz w:val="18"/>
-        </w:rPr>
-        <w:t xml:space="preserve">ТЗ на ЦИМ ред.2, «Требования к контролю качества»; реестр C-101</w:t>
-      </w:r>
-    </w:p>
-    <w:p>
-      <w:r>
-        <w:rPr>
-          <w:b/>
-          <w:sz w:val="20"/>
-        </w:rPr>
-        <w:t xml:space="preserve">В-04. </w:t>
-      </w:r>
-      <w:r>
-        <w:rPr>
-          <w:sz w:val="20"/>
-        </w:rPr>
-        <w:t xml:space="preserve">Определение «Заказчик»: основное ТЗ — АО «Кольская ГМК», ТЗ на ЦИМ — «подразделение ПАО ГМК „Норильский Никель“»; при этом утверждает ТЗ на ЦИМ главный инженер АО «Кольская ГМК». Разграничить роли сторон в приёмке ЦИМ и ведении СУИД.</w:t>
-      </w:r>
-    </w:p>
-    <w:p>
-      <w:r>
-        <w:rPr>
-          <w:b/>
-          <w:color w:val="666666"/>
-          <w:sz w:val="18"/>
-        </w:rPr>
-        <w:t xml:space="preserve">Источник: </w:t>
-      </w:r>
-      <w:r>
-        <w:rPr>
-          <w:color w:val="666666"/>
-          <w:sz w:val="18"/>
-        </w:rPr>
-        <w:t xml:space="preserve">реестр C-81</w:t>
-      </w:r>
-    </w:p>
-    <w:p>
-      <w:r>
-        <w:rPr>
-          <w:b/>
-          <w:sz w:val="20"/>
-        </w:rPr>
-        <w:t xml:space="preserve">В-05. </w:t>
-      </w:r>
-      <w:r>
-        <w:rPr>
-          <w:sz w:val="20"/>
-        </w:rPr>
-        <w:t xml:space="preserve">Используемое ПО подлежит согласованию с Заказчиком (перечень табл.2 — рекомендуемый); целевой срок по плану КВАНТ — до 26.09.2026, лицензии учитываются в цене.</w:t>
-      </w:r>
-    </w:p>
-    <w:p>
-      <w:r>
-        <w:rPr>
-          <w:b/>
-          <w:color w:val="666666"/>
-          <w:sz w:val="18"/>
-        </w:rPr>
-        <w:t xml:space="preserve">Источник: </w:t>
-      </w:r>
-      <w:r>
-        <w:rPr>
-          <w:color w:val="666666"/>
-          <w:sz w:val="18"/>
-        </w:rPr>
-        <w:t xml:space="preserve">ТЗ на ЦИМ ред.2, «Требования к программному обеспечению»; deliverables M-04; график БИ</w:t>
-      </w:r>
-    </w:p>
-    <w:p>
-      <w:r>
-        <w:rPr>
-          <w:b/>
-          <w:sz w:val="20"/>
-        </w:rPr>
-        <w:t xml:space="preserve">В-06. </w:t>
-      </w:r>
-      <w:r>
-        <w:rPr>
-          <w:sz w:val="20"/>
-        </w:rPr>
-        <w:t xml:space="preserve">Срок «отдельного этапа» выпуска ЦИМ-материалов не задан ни в ТЗ, ни в проекте этапности работ; целевой контур КВАНТ — модели до 19.12.2026, сводная модель и «Описание ЦИМ» до 26.12.2026. Зафиксировать срок этапа в договоре/графике.</w:t>
-      </w:r>
-    </w:p>
-    <w:p>
-      <w:r>
-        <w:rPr>
-          <w:b/>
-          <w:color w:val="666666"/>
-          <w:sz w:val="18"/>
-        </w:rPr>
-        <w:t xml:space="preserve">Источник: </w:t>
-      </w:r>
-      <w:r>
-        <w:rPr>
-          <w:color w:val="666666"/>
-          <w:sz w:val="18"/>
-        </w:rPr>
-        <w:t xml:space="preserve">ТЗ на БИ v4.1, «Прочие условия»; deliverables, блок этапности (пробел M-xx); график БИ</w:t>
-      </w:r>
-    </w:p>
-    <w:p>
-      <w:r>
-        <w:rPr>
-          <w:b/>
-          <w:sz w:val="20"/>
-        </w:rPr>
-        <w:t xml:space="preserve">В-07. </w:t>
-      </w:r>
-      <w:r>
-        <w:rPr>
-          <w:sz w:val="20"/>
-        </w:rPr>
-        <w:t xml:space="preserve">Порядок подключения Исполнителя к СУИД Заказчика (доступ, регламент, состав пакета выгрузки) в ТЗ не описан — запросить регламент при старте работ (вытекает из требования вести весь обмен и выгрузки через СУИД).</w:t>
-      </w:r>
-    </w:p>
-    <w:p>
-      <w:r>
-        <w:rPr>
-          <w:b/>
-          <w:color w:val="666666"/>
-          <w:sz w:val="18"/>
-        </w:rPr>
-        <w:t xml:space="preserve">Источник: </w:t>
-      </w:r>
-      <w:r>
-        <w:rPr>
-          <w:color w:val="666666"/>
-          <w:sz w:val="18"/>
-        </w:rPr>
-        <w:t xml:space="preserve">ТЗ на ЦИМ ред.2, «Взаимодействие участников…», «Требования к выдаче результатов»</w:t>
+        <w:t xml:space="preserve">6. Использованные источники</w:t>
+      </w:r>
+    </w:p>
+    <w:p>
+      <w:r>
+        <w:rPr>
+          <w:b/>
+          <w:sz w:val="19"/>
+        </w:rPr>
+        <w:t xml:space="preserve">— </w:t>
+      </w:r>
+      <w:r>
+        <w:rPr>
+          <w:color w:val="444444"/>
+          <w:sz w:val="19"/>
+        </w:rPr>
+        <w:t xml:space="preserve">ТЗ на ЦИМ ОВЭ-75 ред.2 — Приложение №4 к ТЗ на БИ v4.1 от 25.08.2026 (текст требований)</w:t>
+      </w:r>
+    </w:p>
+    <w:p>
+      <w:r>
+        <w:rPr>
+          <w:b/>
+          <w:sz w:val="19"/>
+        </w:rPr>
+        <w:t xml:space="preserve">— </w:t>
+      </w:r>
+      <w:r>
+        <w:rPr>
+          <w:color w:val="444444"/>
+          <w:sz w:val="19"/>
+        </w:rPr>
+        <w:t xml:space="preserve">Прил.1 «Требования к составу ЦИМ, графической (LOD G) и информационной детализации (LOI)» — листы «LOD G», «LOI», «Стадия БИ_ТХ», «Стадия БИ_ЭОМ,СС,АК»</w:t>
+      </w:r>
+    </w:p>
+    <w:p>
+      <w:r>
+        <w:rPr>
+          <w:b/>
+          <w:sz w:val="19"/>
+        </w:rPr>
+        <w:t xml:space="preserve">— </w:t>
+      </w:r>
+      <w:r>
+        <w:rPr>
+          <w:color w:val="444444"/>
+          <w:sz w:val="19"/>
+        </w:rPr>
+        <w:t xml:space="preserve">реестр состава выдачи Базового инжиниринга — позиции D-31, M-01…M-33 со статусами по редакции 25.08.2026</w:t>
+      </w:r>
+    </w:p>
+    <w:p>
+      <w:r>
+        <w:rPr>
+          <w:b/>
+          <w:sz w:val="19"/>
+        </w:rPr>
+        <w:t xml:space="preserve">— </w:t>
+      </w:r>
+      <w:r>
+        <w:rPr>
+          <w:color w:val="444444"/>
+          <w:sz w:val="19"/>
+        </w:rPr>
+        <w:t xml:space="preserve">реестр расхождений конкурсной документации — позиции C-74…C-82, C-101 (ЦИМ/LOD/LOI/IFC)</w:t>
+      </w:r>
+    </w:p>
+    <w:p>
+      <w:r>
+        <w:rPr>
+          <w:b/>
+          <w:sz w:val="19"/>
+        </w:rPr>
+        <w:t xml:space="preserve">— </w:t>
+      </w:r>
+      <w:r>
+        <w:rPr>
+          <w:color w:val="444444"/>
+          <w:sz w:val="19"/>
+        </w:rPr>
+        <w:t xml:space="preserve">план-график Базового инжиниринга — дорожка «ЦИМ» плана-графика БИ (t0 = 08.09.2026)</w:t>
+      </w:r>
+    </w:p>
+    <w:p>
+      <w:r>
+        <w:rPr>
+          <w:b/>
+          <w:sz w:val="19"/>
+        </w:rPr>
+        <w:t xml:space="preserve">— </w:t>
+      </w:r>
+      <w:r>
+        <w:rPr>
+          <w:color w:val="444444"/>
+          <w:sz w:val="19"/>
+        </w:rPr>
+        <w:t xml:space="preserve">реестр лотов и объектов комплекса — соответствие лотов и объектов</w:t>
       </w:r>
     </w:p>
     <w:p>
@@ -2562,103 +2443,247 @@
         <w:pStyle w:val="Heading1"/>
       </w:pPr>
       <w:r>
-        <w:t xml:space="preserve">Использованные источники</w:t>
-      </w:r>
-    </w:p>
-    <w:p>
-      <w:r>
-        <w:rPr>
-          <w:b/>
-          <w:sz w:val="19"/>
-        </w:rPr>
-        <w:t xml:space="preserve">— </w:t>
-      </w:r>
-      <w:r>
-        <w:rPr>
-          <w:color w:val="444444"/>
-          <w:sz w:val="19"/>
-        </w:rPr>
-        <w:t xml:space="preserve">ТЗ на ЦИМ ОВЭ-75 ред.2 — Приложение №4 к ТЗ на БИ v4.1 от 25.08.2026 (текст требований)</w:t>
-      </w:r>
-    </w:p>
-    <w:p>
-      <w:r>
-        <w:rPr>
-          <w:b/>
-          <w:sz w:val="19"/>
-        </w:rPr>
-        <w:t xml:space="preserve">— </w:t>
-      </w:r>
-      <w:r>
-        <w:rPr>
-          <w:color w:val="444444"/>
-          <w:sz w:val="19"/>
-        </w:rPr>
-        <w:t xml:space="preserve">Прил.1 «Требования к составу ЦИМ, графической (LOD G) и информационной детализации (LOI)» — листы «LOD G», «LOI», «Стадия БИ_ТХ», «Стадия БИ_ЭОМ,СС,АК»</w:t>
-      </w:r>
-    </w:p>
-    <w:p>
-      <w:r>
-        <w:rPr>
-          <w:b/>
-          <w:sz w:val="19"/>
-        </w:rPr>
-        <w:t xml:space="preserve">— </w:t>
-      </w:r>
-      <w:r>
-        <w:rPr>
-          <w:color w:val="444444"/>
-          <w:sz w:val="19"/>
-        </w:rPr>
-        <w:t xml:space="preserve">ove/data/deliverables.json — позиции D-31, M-01…M-33 со статусами по редакции 25.08.2026</w:t>
-      </w:r>
-    </w:p>
-    <w:p>
-      <w:r>
-        <w:rPr>
-          <w:b/>
-          <w:sz w:val="19"/>
-        </w:rPr>
-        <w:t xml:space="preserve">— </w:t>
-      </w:r>
-      <w:r>
-        <w:rPr>
-          <w:color w:val="444444"/>
-          <w:sz w:val="19"/>
-        </w:rPr>
-        <w:t xml:space="preserve">ove/data/discrepancies.json — позиции C-74…C-82, C-101 (ЦИМ/LOD/LOI/IFC)</w:t>
-      </w:r>
-    </w:p>
-    <w:p>
-      <w:r>
-        <w:rPr>
-          <w:b/>
-          <w:sz w:val="19"/>
-        </w:rPr>
-        <w:t xml:space="preserve">— </w:t>
-      </w:r>
-      <w:r>
-        <w:rPr>
-          <w:color w:val="444444"/>
-          <w:sz w:val="19"/>
-        </w:rPr>
-        <w:t xml:space="preserve">ove/data/gantt.json — дорожка «ЦИМ» плана-графика БИ (t0 = 08.09.2026)</w:t>
-      </w:r>
-    </w:p>
-    <w:p>
-      <w:r>
-        <w:rPr>
-          <w:b/>
-          <w:sz w:val="19"/>
-        </w:rPr>
-        <w:t xml:space="preserve">— </w:t>
-      </w:r>
-      <w:r>
-        <w:rPr>
-          <w:color w:val="444444"/>
-          <w:sz w:val="19"/>
-        </w:rPr>
-        <w:t xml:space="preserve">ove/data/lots.json — соответствие лотов и объектов</w:t>
+        <w:t xml:space="preserve">7. Открытые позиции</w:t>
+      </w:r>
+    </w:p>
+    <w:p>
+      <w:r>
+        <w:rPr>
+          <w:sz w:val="20"/>
+        </w:rPr>
+        <w:t xml:space="preserve">Перечисленные ниже позиции требуют решения Заказчика. До его получения соответствующая часть состава и организации информационного моделирования определяется на стадии БИ; принятые решения вносятся в очередную ревизию настоящего документа.</w:t>
+      </w:r>
+    </w:p>
+    <w:p>
+      <w:r>
+        <w:rPr>
+          <w:sz w:val="20"/>
+        </w:rPr>
+        <w:t xml:space="preserve">Кроме того, на стадии БИ определяется: перечень объектов проектирования и шифр проекта в системе наименования файлов; состав библиотечных компонентов оборудования по фактическим данным изготовителей; регламент доступа Исполнителя к среде общих данных Заказчика.</w:t>
+      </w:r>
+    </w:p>
+    <w:p>
+      <w:r>
+        <w:rPr>
+          <w:b/>
+          <w:sz w:val="20"/>
+        </w:rPr>
+        <w:t xml:space="preserve">В-01. </w:t>
+      </w:r>
+      <w:r>
+        <w:rPr>
+          <w:sz w:val="20"/>
+        </w:rPr>
+        <w:t xml:space="preserve">Код стадии для файлов БИ: таблица стадий ред.2 содержит единственный код CONCP — «Проектная ЦИМ (Эскизный проект)», пример имени файла использует «PD», а этап работ объявлен как «базовый инжиниринг». Согласовать код стадии для БИ и, при необходимости, дополнительные обозначения марок (в таблице только АК/СС/ТХ/ЭС — например, для ЭОМ).</w:t>
+      </w:r>
+    </w:p>
+    <w:p>
+      <w:r>
+        <w:rPr>
+          <w:b/>
+          <w:color w:val="666666"/>
+          <w:sz w:val="18"/>
+        </w:rPr>
+        <w:t xml:space="preserve">Источник: </w:t>
+      </w:r>
+      <w:r>
+        <w:rPr>
+          <w:color w:val="666666"/>
+          <w:sz w:val="18"/>
+        </w:rPr>
+        <w:t xml:space="preserve">ТЗ на ЦИМ ред.2, «Требования к файлам ЦИМ»; реестр C-79</w:t>
+      </w:r>
+    </w:p>
+    <w:p>
+      <w:r>
+        <w:rPr>
+          <w:b/>
+          <w:sz w:val="20"/>
+        </w:rPr>
+        <w:t xml:space="preserve">В-02. </w:t>
+      </w:r>
+      <w:r>
+        <w:rPr>
+          <w:sz w:val="20"/>
+        </w:rPr>
+        <w:t xml:space="preserve">Таблица обозначений ПО в правилах наименования по-прежнему кодирует иностранные САПР (Bentley, Autodesk, Archicad, Tekla, AVEVA и др.) и черновые версии IFC (4.3 RC1/RC2, «IFC перспективной версии 5»), тогда как рекомендуемый перечень — российский стек, а допустимые версии IFC — 2.3.0.0 / 4.0.2.1 / 4.3+. Согласовать фактические коды для используемого ПО.</w:t>
+      </w:r>
+    </w:p>
+    <w:p>
+      <w:r>
+        <w:rPr>
+          <w:b/>
+          <w:color w:val="666666"/>
+          <w:sz w:val="18"/>
+        </w:rPr>
+        <w:t xml:space="preserve">Источник: </w:t>
+      </w:r>
+      <w:r>
+        <w:rPr>
+          <w:color w:val="666666"/>
+          <w:sz w:val="18"/>
+        </w:rPr>
+        <w:t xml:space="preserve">ТЗ на ЦИМ ред.2, таблица обозначений ПО; реестр C-77, C-78</w:t>
+      </w:r>
+    </w:p>
+    <w:p>
+      <w:r>
+        <w:rPr>
+          <w:b/>
+          <w:sz w:val="20"/>
+        </w:rPr>
+        <w:t xml:space="preserve">В-03. </w:t>
+      </w:r>
+      <w:r>
+        <w:rPr>
+          <w:sz w:val="20"/>
+        </w:rPr>
+        <w:t xml:space="preserve">В разделе контроля качества текст требует выполнить проверки, «перечисленные в таблице 4», а перечень озаглавлен «Таблица 3» — просить исправить ссылку при следующей редакции ТЗ.</w:t>
+      </w:r>
+    </w:p>
+    <w:p>
+      <w:r>
+        <w:rPr>
+          <w:b/>
+          <w:color w:val="666666"/>
+          <w:sz w:val="18"/>
+        </w:rPr>
+        <w:t xml:space="preserve">Источник: </w:t>
+      </w:r>
+      <w:r>
+        <w:rPr>
+          <w:color w:val="666666"/>
+          <w:sz w:val="18"/>
+        </w:rPr>
+        <w:t xml:space="preserve">ТЗ на ЦИМ ред.2, «Требования к контролю качества»; реестр C-101</w:t>
+      </w:r>
+    </w:p>
+    <w:p>
+      <w:r>
+        <w:rPr>
+          <w:b/>
+          <w:sz w:val="20"/>
+        </w:rPr>
+        <w:t xml:space="preserve">В-04. </w:t>
+      </w:r>
+      <w:r>
+        <w:rPr>
+          <w:sz w:val="20"/>
+        </w:rPr>
+        <w:t xml:space="preserve">Определение «Заказчик»: основное ТЗ — АО «Кольская ГМК», ТЗ на ЦИМ — «подразделение ПАО ГМК „Норильский Никель“»; при этом утверждает ТЗ на ЦИМ главный инженер АО «Кольская ГМК». Разграничить роли сторон в приёмке ЦИМ и ведении СУИД.</w:t>
+      </w:r>
+    </w:p>
+    <w:p>
+      <w:r>
+        <w:rPr>
+          <w:b/>
+          <w:color w:val="666666"/>
+          <w:sz w:val="18"/>
+        </w:rPr>
+        <w:t xml:space="preserve">Источник: </w:t>
+      </w:r>
+      <w:r>
+        <w:rPr>
+          <w:color w:val="666666"/>
+          <w:sz w:val="18"/>
+        </w:rPr>
+        <w:t xml:space="preserve">реестр C-81</w:t>
+      </w:r>
+    </w:p>
+    <w:p>
+      <w:r>
+        <w:rPr>
+          <w:b/>
+          <w:sz w:val="20"/>
+        </w:rPr>
+        <w:t xml:space="preserve">В-05. </w:t>
+      </w:r>
+      <w:r>
+        <w:rPr>
+          <w:sz w:val="20"/>
+        </w:rPr>
+        <w:t xml:space="preserve">Используемое ПО подлежит согласованию с Заказчиком (перечень табл.2 — рекомендуемый); целевой срок по плану КВАНТ — до 26.09.2026, лицензии учитываются в цене.</w:t>
+      </w:r>
+    </w:p>
+    <w:p>
+      <w:r>
+        <w:rPr>
+          <w:b/>
+          <w:color w:val="666666"/>
+          <w:sz w:val="18"/>
+        </w:rPr>
+        <w:t xml:space="preserve">Источник: </w:t>
+      </w:r>
+      <w:r>
+        <w:rPr>
+          <w:color w:val="666666"/>
+          <w:sz w:val="18"/>
+        </w:rPr>
+        <w:t xml:space="preserve">ТЗ на ЦИМ ред.2, «Требования к программному обеспечению»; deliverables M-04; график БИ</w:t>
+      </w:r>
+    </w:p>
+    <w:p>
+      <w:r>
+        <w:rPr>
+          <w:b/>
+          <w:sz w:val="20"/>
+        </w:rPr>
+        <w:t xml:space="preserve">В-06. </w:t>
+      </w:r>
+      <w:r>
+        <w:rPr>
+          <w:sz w:val="20"/>
+        </w:rPr>
+        <w:t xml:space="preserve">Срок «отдельного этапа» выпуска ЦИМ-материалов не задан ни в ТЗ, ни в проекте этапности работ; целевой контур КВАНТ — модели до 19.12.2026, сводная модель и «Описание ЦИМ» до 26.12.2026. Зафиксировать срок этапа в договоре/графике.</w:t>
+      </w:r>
+    </w:p>
+    <w:p>
+      <w:r>
+        <w:rPr>
+          <w:b/>
+          <w:color w:val="666666"/>
+          <w:sz w:val="18"/>
+        </w:rPr>
+        <w:t xml:space="preserve">Источник: </w:t>
+      </w:r>
+      <w:r>
+        <w:rPr>
+          <w:color w:val="666666"/>
+          <w:sz w:val="18"/>
+        </w:rPr>
+        <w:t xml:space="preserve">ТЗ на БИ v4.1, «Прочие условия»; deliverables, блок этапности (пробел M-xx); график БИ</w:t>
+      </w:r>
+    </w:p>
+    <w:p>
+      <w:r>
+        <w:rPr>
+          <w:b/>
+          <w:sz w:val="20"/>
+        </w:rPr>
+        <w:t xml:space="preserve">В-07. </w:t>
+      </w:r>
+      <w:r>
+        <w:rPr>
+          <w:sz w:val="20"/>
+        </w:rPr>
+        <w:t xml:space="preserve">Порядок подключения Исполнителя к СУИД Заказчика (доступ, регламент, состав пакета выгрузки) в ТЗ не описан — запросить регламент при старте работ (вытекает из требования вести весь обмен и выгрузки через СУИД).</w:t>
+      </w:r>
+    </w:p>
+    <w:p>
+      <w:r>
+        <w:rPr>
+          <w:b/>
+          <w:color w:val="666666"/>
+          <w:sz w:val="18"/>
+        </w:rPr>
+        <w:t xml:space="preserve">Источник: </w:t>
+      </w:r>
+      <w:r>
+        <w:rPr>
+          <w:color w:val="666666"/>
+          <w:sz w:val="18"/>
+        </w:rPr>
+        <w:t xml:space="preserve">ТЗ на ЦИМ ред.2, «Взаимодействие участников…», «Требования к выдаче результатов»</w:t>
       </w:r>
     </w:p>
     <w:sectPr>
